--- a/Group Exercise 1.docx
+++ b/Group Exercise 1.docx
@@ -2,6 +2,934 @@
 <file path=word/document.xml><?xml version="1.0" encoding="utf-8"?>
 <w:document xmlns:wpc="http://schemas.microsoft.com/office/word/2010/wordprocessingCanvas" xmlns:cx="http://schemas.microsoft.com/office/drawing/2014/chartex" xmlns:cx1="http://schemas.microsoft.com/office/drawing/2015/9/8/chartex" xmlns:cx2="http://schemas.microsoft.com/office/drawing/2015/10/21/chartex" xmlns:cx3="http://schemas.microsoft.com/office/drawing/2016/5/9/chartex" xmlns:cx4="http://schemas.microsoft.com/office/drawing/2016/5/10/chartex" xmlns:cx5="http://schemas.microsoft.com/office/drawing/2016/5/11/chartex" xmlns:cx6="http://schemas.microsoft.com/office/drawing/2016/5/12/chartex" xmlns:cx7="http://schemas.microsoft.com/office/drawing/2016/5/13/chartex" xmlns:cx8="http://schemas.microsoft.com/office/drawing/2016/5/14/chartex" xmlns:mc="http://schemas.openxmlformats.org/markup-compatibility/2006" xmlns:aink="http://schemas.microsoft.com/office/drawing/2016/ink" xmlns:am3d="http://schemas.microsoft.com/office/drawing/2017/model3d" xmlns:o="urn:schemas-microsoft-com:office:office" xmlns:oel="http://schemas.microsoft.com/office/2019/extlst" xmlns:r="http://schemas.openxmlformats.org/officeDocument/2006/relationships" xmlns:m="http://schemas.openxmlformats.org/officeDocument/2006/math" xmlns:v="urn:schemas-microsoft-com:vml" xmlns:wp14="http://schemas.microsoft.com/office/word/2010/wordprocessingDrawing" xmlns:wp="http://schemas.openxmlformats.org/drawingml/2006/wordprocessingDrawing" xmlns:w10="urn:schemas-microsoft-com:office:word" xmlns:w="http://schemas.openxmlformats.org/wordprocessingml/2006/main" xmlns:w14="http://schemas.microsoft.com/office/word/2010/wordml" xmlns:w15="http://schemas.microsoft.com/office/word/2012/wordml" xmlns:w16cex="http://schemas.microsoft.com/office/word/2018/wordml/cex" xmlns:w16cid="http://schemas.microsoft.com/office/word/2016/wordml/cid" xmlns:w16="http://schemas.microsoft.com/office/word/2018/wordml" xmlns:w16du="http://schemas.microsoft.com/office/word/2023/wordml/word16du" xmlns:w16sdtdh="http://schemas.microsoft.com/office/word/2020/wordml/sdtdatahash" xmlns:w16sdtfl="http://schemas.microsoft.com/office/word/2024/wordml/sdtformatlock" xmlns:w16se="http://schemas.microsoft.com/office/word/2015/wordml/symex" xmlns:wpg="http://schemas.microsoft.com/office/word/2010/wordprocessingGroup" xmlns:wpi="http://schemas.microsoft.com/office/word/2010/wordprocessingInk" xmlns:wne="http://schemas.microsoft.com/office/word/2006/wordml" xmlns:wps="http://schemas.microsoft.com/office/word/2010/wordprocessingShape" mc:Ignorable="w14 w15 w16se w16cid w16 w16cex w16sdtdh w16sdtfl w16du wp14">
   <w:body>
+    <w:p>
+      <w:pPr>
+        <w:spacing w:line="360" w:lineRule="auto"/>
+        <w:rPr>
+          <w:rFonts w:ascii="Times New Roman" w:hAnsi="Times New Roman" w:cs="Times New Roman"/>
+          <w:lang w:val="zh-CN"/>
+        </w:rPr>
+      </w:pPr>
+      <w:r>
+        <w:rPr>
+          <w:rFonts w:ascii="Times New Roman" w:hAnsi="Times New Roman" w:cs="Times New Roman"/>
+          <w:noProof/>
+          <w:lang w:val="zh-CN"/>
+        </w:rPr>
+        <w:drawing>
+          <wp:anchor distT="114300" distB="114300" distL="114300" distR="114300" simplePos="0" relativeHeight="251659264" behindDoc="1" locked="0" layoutInCell="1" hidden="0" allowOverlap="1" wp14:anchorId="04D95CE2" wp14:editId="21CD01DA">
+            <wp:simplePos x="0" y="0"/>
+            <wp:positionH relativeFrom="page">
+              <wp:posOffset>1352550</wp:posOffset>
+            </wp:positionH>
+            <wp:positionV relativeFrom="page">
+              <wp:posOffset>400050</wp:posOffset>
+            </wp:positionV>
+            <wp:extent cx="5019675" cy="1671638"/>
+            <wp:effectExtent l="0" t="0" r="0" b="0"/>
+            <wp:wrapNone/>
+            <wp:docPr id="19" name="image8.png" descr="A black background with a white circle with a red and blue logo&#10;&#10;AI-generated content may be incorrect."/>
+            <wp:cNvGraphicFramePr/>
+            <a:graphic xmlns:a="http://schemas.openxmlformats.org/drawingml/2006/main">
+              <a:graphicData uri="http://schemas.openxmlformats.org/drawingml/2006/picture">
+                <pic:pic xmlns:pic="http://schemas.openxmlformats.org/drawingml/2006/picture">
+                  <pic:nvPicPr>
+                    <pic:cNvPr id="19" name="image8.png" descr="A black background with a white circle with a red and blue logo&#10;&#10;AI-generated content may be incorrect."/>
+                    <pic:cNvPicPr preferRelativeResize="0"/>
+                  </pic:nvPicPr>
+                  <pic:blipFill>
+                    <a:blip r:embed="rId5"/>
+                    <a:srcRect t="30285" b="27714"/>
+                    <a:stretch>
+                      <a:fillRect/>
+                    </a:stretch>
+                  </pic:blipFill>
+                  <pic:spPr>
+                    <a:xfrm>
+                      <a:off x="0" y="0"/>
+                      <a:ext cx="5019675" cy="1671638"/>
+                    </a:xfrm>
+                    <a:prstGeom prst="rect">
+                      <a:avLst/>
+                    </a:prstGeom>
+                    <a:ln/>
+                  </pic:spPr>
+                </pic:pic>
+              </a:graphicData>
+            </a:graphic>
+          </wp:anchor>
+        </w:drawing>
+      </w:r>
+    </w:p>
+    <w:p>
+      <w:pPr>
+        <w:spacing w:line="360" w:lineRule="auto"/>
+        <w:rPr>
+          <w:rFonts w:ascii="Times New Roman" w:hAnsi="Times New Roman" w:cs="Times New Roman"/>
+          <w:lang w:val="zh-CN"/>
+        </w:rPr>
+      </w:pPr>
+    </w:p>
+    <w:p>
+      <w:pPr>
+        <w:spacing w:line="360" w:lineRule="auto"/>
+        <w:rPr>
+          <w:rFonts w:ascii="Times New Roman" w:hAnsi="Times New Roman" w:cs="Times New Roman"/>
+          <w:lang w:val="zh-CN"/>
+        </w:rPr>
+      </w:pPr>
+    </w:p>
+    <w:p>
+      <w:pPr>
+        <w:spacing w:line="360" w:lineRule="auto"/>
+        <w:rPr>
+          <w:rFonts w:ascii="Times New Roman" w:hAnsi="Times New Roman" w:cs="Times New Roman"/>
+          <w:lang w:val="zh-CN"/>
+        </w:rPr>
+      </w:pPr>
+    </w:p>
+    <w:p>
+      <w:pPr>
+        <w:spacing w:line="360" w:lineRule="auto"/>
+        <w:jc w:val="center"/>
+        <w:rPr>
+          <w:rFonts w:ascii="Times New Roman" w:hAnsi="Times New Roman" w:cs="Times New Roman" w:hint="eastAsia"/>
+          <w:b/>
+        </w:rPr>
+      </w:pPr>
+      <w:bookmarkStart w:id="0" w:name="_86zg5lujnypv" w:colFirst="0" w:colLast="0"/>
+      <w:bookmarkEnd w:id="0"/>
+      <w:r>
+        <w:rPr>
+          <w:rFonts w:ascii="Times New Roman" w:hAnsi="Times New Roman" w:cs="Times New Roman" w:hint="eastAsia"/>
+          <w:b/>
+        </w:rPr>
+        <w:t>KT34302</w:t>
+      </w:r>
+      <w:r>
+        <w:rPr>
+          <w:rFonts w:ascii="Times New Roman" w:hAnsi="Times New Roman" w:cs="Times New Roman"/>
+          <w:b/>
+        </w:rPr>
+        <w:t xml:space="preserve"> </w:t>
+      </w:r>
+      <w:r>
+        <w:rPr>
+          <w:rFonts w:ascii="Times New Roman" w:hAnsi="Times New Roman" w:cs="Times New Roman" w:hint="eastAsia"/>
+          <w:b/>
+        </w:rPr>
+        <w:t>TECHNOPRENEURSHIP</w:t>
+      </w:r>
+    </w:p>
+    <w:p>
+      <w:pPr>
+        <w:spacing w:line="360" w:lineRule="auto"/>
+        <w:jc w:val="center"/>
+        <w:rPr>
+          <w:rFonts w:ascii="Times New Roman" w:hAnsi="Times New Roman" w:cs="Times New Roman" w:hint="eastAsia"/>
+          <w:b/>
+        </w:rPr>
+      </w:pPr>
+      <w:r>
+        <w:rPr>
+          <w:rFonts w:ascii="Times New Roman" w:hAnsi="Times New Roman" w:cs="Times New Roman"/>
+          <w:b/>
+        </w:rPr>
+        <w:t xml:space="preserve">SEMESTER </w:t>
+      </w:r>
+      <w:r>
+        <w:rPr>
+          <w:rFonts w:ascii="Times New Roman" w:hAnsi="Times New Roman" w:cs="Times New Roman" w:hint="eastAsia"/>
+          <w:b/>
+        </w:rPr>
+        <w:t>1</w:t>
+      </w:r>
+      <w:r>
+        <w:rPr>
+          <w:rFonts w:ascii="Times New Roman" w:hAnsi="Times New Roman" w:cs="Times New Roman"/>
+          <w:b/>
+        </w:rPr>
+        <w:t xml:space="preserve"> 202</w:t>
+      </w:r>
+      <w:r>
+        <w:rPr>
+          <w:rFonts w:ascii="Times New Roman" w:hAnsi="Times New Roman" w:cs="Times New Roman" w:hint="eastAsia"/>
+          <w:b/>
+        </w:rPr>
+        <w:t>5</w:t>
+      </w:r>
+      <w:r>
+        <w:rPr>
+          <w:rFonts w:ascii="Times New Roman" w:hAnsi="Times New Roman" w:cs="Times New Roman"/>
+          <w:b/>
+        </w:rPr>
+        <w:t>/202</w:t>
+      </w:r>
+      <w:r>
+        <w:rPr>
+          <w:rFonts w:ascii="Times New Roman" w:hAnsi="Times New Roman" w:cs="Times New Roman" w:hint="eastAsia"/>
+          <w:b/>
+        </w:rPr>
+        <w:t>6</w:t>
+      </w:r>
+    </w:p>
+    <w:p>
+      <w:pPr>
+        <w:spacing w:line="360" w:lineRule="auto"/>
+        <w:jc w:val="center"/>
+        <w:rPr>
+          <w:rFonts w:ascii="Times New Roman" w:hAnsi="Times New Roman" w:cs="Times New Roman"/>
+          <w:b/>
+        </w:rPr>
+      </w:pPr>
+    </w:p>
+    <w:p>
+      <w:pPr>
+        <w:spacing w:line="360" w:lineRule="auto"/>
+        <w:jc w:val="center"/>
+        <w:rPr>
+          <w:rFonts w:ascii="Times New Roman" w:hAnsi="Times New Roman" w:cs="Times New Roman" w:hint="eastAsia"/>
+          <w:b/>
+        </w:rPr>
+      </w:pPr>
+      <w:r>
+        <w:rPr>
+          <w:rFonts w:ascii="Times New Roman" w:hAnsi="Times New Roman" w:cs="Times New Roman" w:hint="eastAsia"/>
+          <w:b/>
+        </w:rPr>
+        <w:t>LECTURE 1 GROUP ASSIGNMENT</w:t>
+      </w:r>
+    </w:p>
+    <w:p>
+      <w:pPr>
+        <w:spacing w:line="360" w:lineRule="auto"/>
+        <w:jc w:val="center"/>
+        <w:rPr>
+          <w:rFonts w:ascii="Times New Roman" w:hAnsi="Times New Roman" w:cs="Times New Roman"/>
+          <w:b/>
+        </w:rPr>
+      </w:pPr>
+    </w:p>
+    <w:p>
+      <w:pPr>
+        <w:spacing w:line="360" w:lineRule="auto"/>
+        <w:jc w:val="center"/>
+        <w:rPr>
+          <w:rFonts w:ascii="Times New Roman" w:hAnsi="Times New Roman" w:cs="Times New Roman" w:hint="eastAsia"/>
+          <w:b/>
+        </w:rPr>
+      </w:pPr>
+      <w:r>
+        <w:rPr>
+          <w:rFonts w:ascii="Times New Roman" w:hAnsi="Times New Roman" w:cs="Times New Roman"/>
+          <w:b/>
+        </w:rPr>
+        <w:t xml:space="preserve">Lecturer : Dr. </w:t>
+      </w:r>
+      <w:r>
+        <w:rPr>
+          <w:rFonts w:ascii="Times New Roman" w:hAnsi="Times New Roman" w:cs="Times New Roman" w:hint="eastAsia"/>
+          <w:b/>
+        </w:rPr>
+        <w:t>CHIN PEI YEE @ CHRISTEE</w:t>
+      </w:r>
+    </w:p>
+    <w:p>
+      <w:pPr>
+        <w:spacing w:line="360" w:lineRule="auto"/>
+        <w:jc w:val="center"/>
+        <w:rPr>
+          <w:rFonts w:ascii="Times New Roman" w:hAnsi="Times New Roman" w:cs="Times New Roman"/>
+          <w:b/>
+        </w:rPr>
+      </w:pPr>
+      <w:r>
+        <w:rPr>
+          <w:rFonts w:ascii="Times New Roman" w:hAnsi="Times New Roman" w:cs="Times New Roman"/>
+          <w:b/>
+        </w:rPr>
+        <w:t xml:space="preserve">Group : </w:t>
+      </w:r>
+      <w:r>
+        <w:rPr>
+          <w:rFonts w:ascii="Times New Roman" w:hAnsi="Times New Roman" w:cs="Times New Roman"/>
+          <w:b/>
+        </w:rPr>
+        <w:t xml:space="preserve">Group </w:t>
+      </w:r>
+      <w:r>
+        <w:rPr>
+          <w:rFonts w:ascii="Times New Roman" w:hAnsi="Times New Roman" w:cs="Times New Roman"/>
+          <w:b/>
+        </w:rPr>
+        <w:t>1</w:t>
+      </w:r>
+      <w:r>
+        <w:rPr>
+          <w:rFonts w:ascii="Times New Roman" w:hAnsi="Times New Roman" w:cs="Times New Roman"/>
+          <w:b/>
+        </w:rPr>
+        <w:t xml:space="preserve"> (</w:t>
+      </w:r>
+      <w:r>
+        <w:rPr>
+          <w:rFonts w:ascii="Times New Roman" w:hAnsi="Times New Roman" w:cs="Times New Roman" w:hint="eastAsia"/>
+          <w:b/>
+        </w:rPr>
+        <w:t>COREVI</w:t>
+      </w:r>
+      <w:r>
+        <w:rPr>
+          <w:rFonts w:ascii="Times New Roman" w:hAnsi="Times New Roman" w:cs="Times New Roman"/>
+          <w:b/>
+        </w:rPr>
+        <w:t>)</w:t>
+      </w:r>
+    </w:p>
+    <w:p>
+      <w:pPr>
+        <w:spacing w:line="360" w:lineRule="auto"/>
+        <w:rPr>
+          <w:rFonts w:ascii="Times New Roman" w:hAnsi="Times New Roman" w:cs="Times New Roman"/>
+          <w:b/>
+          <w:lang w:val="zh-CN"/>
+        </w:rPr>
+      </w:pPr>
+    </w:p>
+    <w:tbl>
+      <w:tblPr>
+        <w:tblW w:w="9000" w:type="dxa"/>
+        <w:tblBorders>
+          <w:top w:val="single" w:sz="8" w:space="0" w:color="000000"/>
+          <w:left w:val="single" w:sz="8" w:space="0" w:color="000000"/>
+          <w:bottom w:val="single" w:sz="8" w:space="0" w:color="000000"/>
+          <w:right w:val="single" w:sz="8" w:space="0" w:color="000000"/>
+          <w:insideH w:val="single" w:sz="8" w:space="0" w:color="000000"/>
+          <w:insideV w:val="single" w:sz="8" w:space="0" w:color="000000"/>
+        </w:tblBorders>
+        <w:tblLayout w:type="fixed"/>
+        <w:tblLook w:val="0600" w:firstRow="0" w:lastRow="0" w:firstColumn="0" w:lastColumn="0" w:noHBand="1" w:noVBand="1"/>
+      </w:tblPr>
+      <w:tblGrid>
+        <w:gridCol w:w="1425"/>
+        <w:gridCol w:w="4575"/>
+        <w:gridCol w:w="3000"/>
+      </w:tblGrid>
+      <w:tr>
+        <w:tc>
+          <w:tcPr>
+            <w:tcW w:w="1425" w:type="dxa"/>
+            <w:tcMar>
+              <w:top w:w="100" w:type="dxa"/>
+              <w:left w:w="100" w:type="dxa"/>
+              <w:bottom w:w="100" w:type="dxa"/>
+              <w:right w:w="100" w:type="dxa"/>
+            </w:tcMar>
+          </w:tcPr>
+          <w:p>
+            <w:pPr>
+              <w:spacing w:line="360" w:lineRule="auto"/>
+              <w:rPr>
+                <w:rFonts w:ascii="Times New Roman" w:hAnsi="Times New Roman" w:cs="Times New Roman"/>
+                <w:b/>
+                <w:lang w:val="zh-CN"/>
+              </w:rPr>
+            </w:pPr>
+            <w:r>
+              <w:rPr>
+                <w:rFonts w:ascii="Times New Roman" w:hAnsi="Times New Roman" w:cs="Times New Roman"/>
+                <w:b/>
+                <w:lang w:val="zh-CN"/>
+              </w:rPr>
+              <w:t>No.</w:t>
+            </w:r>
+          </w:p>
+        </w:tc>
+        <w:tc>
+          <w:tcPr>
+            <w:tcW w:w="4575" w:type="dxa"/>
+            <w:tcMar>
+              <w:top w:w="100" w:type="dxa"/>
+              <w:left w:w="100" w:type="dxa"/>
+              <w:bottom w:w="100" w:type="dxa"/>
+              <w:right w:w="100" w:type="dxa"/>
+            </w:tcMar>
+          </w:tcPr>
+          <w:p>
+            <w:pPr>
+              <w:spacing w:line="360" w:lineRule="auto"/>
+              <w:rPr>
+                <w:rFonts w:ascii="Times New Roman" w:hAnsi="Times New Roman" w:cs="Times New Roman"/>
+                <w:b/>
+                <w:lang w:val="zh-CN"/>
+              </w:rPr>
+            </w:pPr>
+            <w:r>
+              <w:rPr>
+                <w:rFonts w:ascii="Times New Roman" w:hAnsi="Times New Roman" w:cs="Times New Roman"/>
+                <w:b/>
+                <w:lang w:val="zh-CN"/>
+              </w:rPr>
+              <w:t xml:space="preserve">                     NAME</w:t>
+            </w:r>
+          </w:p>
+        </w:tc>
+        <w:tc>
+          <w:tcPr>
+            <w:tcW w:w="3000" w:type="dxa"/>
+            <w:tcMar>
+              <w:top w:w="100" w:type="dxa"/>
+              <w:left w:w="100" w:type="dxa"/>
+              <w:bottom w:w="100" w:type="dxa"/>
+              <w:right w:w="100" w:type="dxa"/>
+            </w:tcMar>
+          </w:tcPr>
+          <w:p>
+            <w:pPr>
+              <w:spacing w:line="360" w:lineRule="auto"/>
+              <w:rPr>
+                <w:rFonts w:ascii="Times New Roman" w:hAnsi="Times New Roman" w:cs="Times New Roman"/>
+                <w:b/>
+                <w:lang w:val="zh-CN"/>
+              </w:rPr>
+            </w:pPr>
+            <w:r>
+              <w:rPr>
+                <w:rFonts w:ascii="Times New Roman" w:hAnsi="Times New Roman" w:cs="Times New Roman"/>
+                <w:b/>
+                <w:lang w:val="zh-CN"/>
+              </w:rPr>
+              <w:t>MATRIC NO.</w:t>
+            </w:r>
+          </w:p>
+        </w:tc>
+      </w:tr>
+      <w:tr>
+        <w:tc>
+          <w:tcPr>
+            <w:tcW w:w="1425" w:type="dxa"/>
+            <w:tcMar>
+              <w:top w:w="100" w:type="dxa"/>
+              <w:left w:w="100" w:type="dxa"/>
+              <w:bottom w:w="100" w:type="dxa"/>
+              <w:right w:w="100" w:type="dxa"/>
+            </w:tcMar>
+          </w:tcPr>
+          <w:p>
+            <w:pPr>
+              <w:spacing w:line="360" w:lineRule="auto"/>
+              <w:rPr>
+                <w:rFonts w:ascii="Times New Roman" w:hAnsi="Times New Roman" w:cs="Times New Roman"/>
+                <w:b/>
+                <w:lang w:val="zh-CN"/>
+              </w:rPr>
+            </w:pPr>
+            <w:r>
+              <w:rPr>
+                <w:rFonts w:ascii="Times New Roman" w:hAnsi="Times New Roman" w:cs="Times New Roman"/>
+                <w:b/>
+                <w:lang w:val="zh-CN"/>
+              </w:rPr>
+              <w:t>1</w:t>
+            </w:r>
+          </w:p>
+        </w:tc>
+        <w:tc>
+          <w:tcPr>
+            <w:tcW w:w="4575" w:type="dxa"/>
+            <w:tcMar>
+              <w:top w:w="100" w:type="dxa"/>
+              <w:left w:w="100" w:type="dxa"/>
+              <w:bottom w:w="100" w:type="dxa"/>
+              <w:right w:w="100" w:type="dxa"/>
+            </w:tcMar>
+          </w:tcPr>
+          <w:p>
+            <w:pPr>
+              <w:spacing w:line="360" w:lineRule="auto"/>
+              <w:rPr>
+                <w:rFonts w:ascii="Times New Roman" w:hAnsi="Times New Roman" w:cs="Times New Roman"/>
+                <w:lang w:val="zh-CN"/>
+              </w:rPr>
+            </w:pPr>
+            <w:r>
+              <w:rPr>
+                <w:rFonts w:ascii="Times New Roman" w:hAnsi="Times New Roman" w:cs="Times New Roman"/>
+                <w:lang w:val="zh-CN"/>
+              </w:rPr>
+              <w:t>CHAN ZHI JIE</w:t>
+            </w:r>
+          </w:p>
+        </w:tc>
+        <w:tc>
+          <w:tcPr>
+            <w:tcW w:w="3000" w:type="dxa"/>
+            <w:tcMar>
+              <w:top w:w="100" w:type="dxa"/>
+              <w:left w:w="100" w:type="dxa"/>
+              <w:bottom w:w="100" w:type="dxa"/>
+              <w:right w:w="100" w:type="dxa"/>
+            </w:tcMar>
+          </w:tcPr>
+          <w:p>
+            <w:pPr>
+              <w:spacing w:line="360" w:lineRule="auto"/>
+              <w:rPr>
+                <w:rFonts w:ascii="Times New Roman" w:hAnsi="Times New Roman" w:cs="Times New Roman"/>
+                <w:lang w:val="zh-CN"/>
+              </w:rPr>
+            </w:pPr>
+            <w:r>
+              <w:rPr>
+                <w:rFonts w:ascii="Times New Roman" w:hAnsi="Times New Roman" w:cs="Times New Roman"/>
+                <w:lang w:val="zh-CN"/>
+              </w:rPr>
+              <w:t>BI23110228</w:t>
+            </w:r>
+          </w:p>
+        </w:tc>
+      </w:tr>
+      <w:tr>
+        <w:tc>
+          <w:tcPr>
+            <w:tcW w:w="1425" w:type="dxa"/>
+            <w:tcMar>
+              <w:top w:w="100" w:type="dxa"/>
+              <w:left w:w="100" w:type="dxa"/>
+              <w:bottom w:w="100" w:type="dxa"/>
+              <w:right w:w="100" w:type="dxa"/>
+            </w:tcMar>
+          </w:tcPr>
+          <w:p>
+            <w:pPr>
+              <w:spacing w:line="360" w:lineRule="auto"/>
+              <w:rPr>
+                <w:rFonts w:ascii="Times New Roman" w:hAnsi="Times New Roman" w:cs="Times New Roman"/>
+                <w:b/>
+                <w:lang w:val="zh-CN"/>
+              </w:rPr>
+            </w:pPr>
+            <w:r>
+              <w:rPr>
+                <w:rFonts w:ascii="Times New Roman" w:hAnsi="Times New Roman" w:cs="Times New Roman"/>
+                <w:b/>
+                <w:lang w:val="zh-CN"/>
+              </w:rPr>
+              <w:t>2</w:t>
+            </w:r>
+          </w:p>
+        </w:tc>
+        <w:tc>
+          <w:tcPr>
+            <w:tcW w:w="4575" w:type="dxa"/>
+            <w:tcMar>
+              <w:top w:w="100" w:type="dxa"/>
+              <w:left w:w="100" w:type="dxa"/>
+              <w:bottom w:w="100" w:type="dxa"/>
+              <w:right w:w="100" w:type="dxa"/>
+            </w:tcMar>
+          </w:tcPr>
+          <w:p>
+            <w:pPr>
+              <w:spacing w:line="360" w:lineRule="auto"/>
+              <w:rPr>
+                <w:rFonts w:ascii="Times New Roman" w:hAnsi="Times New Roman" w:cs="Times New Roman"/>
+                <w:lang w:val="zh-CN"/>
+              </w:rPr>
+            </w:pPr>
+            <w:r>
+              <w:rPr>
+                <w:rFonts w:ascii="Times New Roman" w:hAnsi="Times New Roman" w:cs="Times New Roman"/>
+                <w:lang w:val="zh-CN"/>
+              </w:rPr>
+              <w:t>YU KANGZHEN</w:t>
+            </w:r>
+          </w:p>
+        </w:tc>
+        <w:tc>
+          <w:tcPr>
+            <w:tcW w:w="3000" w:type="dxa"/>
+            <w:tcMar>
+              <w:top w:w="100" w:type="dxa"/>
+              <w:left w:w="100" w:type="dxa"/>
+              <w:bottom w:w="100" w:type="dxa"/>
+              <w:right w:w="100" w:type="dxa"/>
+            </w:tcMar>
+          </w:tcPr>
+          <w:p>
+            <w:pPr>
+              <w:spacing w:line="360" w:lineRule="auto"/>
+              <w:rPr>
+                <w:rFonts w:ascii="Times New Roman" w:hAnsi="Times New Roman" w:cs="Times New Roman"/>
+                <w:lang w:val="zh-CN"/>
+              </w:rPr>
+            </w:pPr>
+            <w:r>
+              <w:rPr>
+                <w:rFonts w:ascii="Times New Roman" w:hAnsi="Times New Roman" w:cs="Times New Roman"/>
+                <w:lang w:val="zh-CN"/>
+              </w:rPr>
+              <w:t>BI23170001</w:t>
+            </w:r>
+          </w:p>
+        </w:tc>
+      </w:tr>
+      <w:tr>
+        <w:tc>
+          <w:tcPr>
+            <w:tcW w:w="1425" w:type="dxa"/>
+            <w:tcMar>
+              <w:top w:w="100" w:type="dxa"/>
+              <w:left w:w="100" w:type="dxa"/>
+              <w:bottom w:w="100" w:type="dxa"/>
+              <w:right w:w="100" w:type="dxa"/>
+            </w:tcMar>
+          </w:tcPr>
+          <w:p>
+            <w:pPr>
+              <w:spacing w:line="360" w:lineRule="auto"/>
+              <w:rPr>
+                <w:rFonts w:ascii="Times New Roman" w:hAnsi="Times New Roman" w:cs="Times New Roman"/>
+                <w:b/>
+                <w:lang w:val="zh-CN"/>
+              </w:rPr>
+            </w:pPr>
+            <w:r>
+              <w:rPr>
+                <w:rFonts w:ascii="Times New Roman" w:hAnsi="Times New Roman" w:cs="Times New Roman"/>
+                <w:b/>
+                <w:lang w:val="zh-CN"/>
+              </w:rPr>
+              <w:t>3</w:t>
+            </w:r>
+          </w:p>
+        </w:tc>
+        <w:tc>
+          <w:tcPr>
+            <w:tcW w:w="4575" w:type="dxa"/>
+            <w:tcMar>
+              <w:top w:w="100" w:type="dxa"/>
+              <w:left w:w="100" w:type="dxa"/>
+              <w:bottom w:w="100" w:type="dxa"/>
+              <w:right w:w="100" w:type="dxa"/>
+            </w:tcMar>
+          </w:tcPr>
+          <w:p>
+            <w:pPr>
+              <w:spacing w:line="360" w:lineRule="auto"/>
+              <w:rPr>
+                <w:rFonts w:ascii="Times New Roman" w:hAnsi="Times New Roman" w:cs="Times New Roman" w:hint="eastAsia"/>
+                <w:lang w:val="es-ES"/>
+              </w:rPr>
+            </w:pPr>
+            <w:r>
+              <w:rPr>
+                <w:rFonts w:ascii="Times New Roman" w:hAnsi="Times New Roman" w:cs="Times New Roman" w:hint="eastAsia"/>
+                <w:lang w:val="es-ES"/>
+              </w:rPr>
+              <w:t>TAN C YUAN</w:t>
+            </w:r>
+          </w:p>
+        </w:tc>
+        <w:tc>
+          <w:tcPr>
+            <w:tcW w:w="3000" w:type="dxa"/>
+            <w:tcMar>
+              <w:top w:w="100" w:type="dxa"/>
+              <w:left w:w="100" w:type="dxa"/>
+              <w:bottom w:w="100" w:type="dxa"/>
+              <w:right w:w="100" w:type="dxa"/>
+            </w:tcMar>
+          </w:tcPr>
+          <w:p>
+            <w:pPr>
+              <w:spacing w:line="360" w:lineRule="auto"/>
+              <w:rPr>
+                <w:rFonts w:ascii="Times New Roman" w:hAnsi="Times New Roman" w:cs="Times New Roman" w:hint="eastAsia"/>
+                <w:lang w:val="zh-CN"/>
+              </w:rPr>
+            </w:pPr>
+            <w:r>
+              <w:rPr>
+                <w:rFonts w:ascii="Times New Roman" w:hAnsi="Times New Roman" w:cs="Times New Roman" w:hint="eastAsia"/>
+                <w:lang w:val="zh-CN"/>
+              </w:rPr>
+              <w:t>BI23110227</w:t>
+            </w:r>
+          </w:p>
+        </w:tc>
+      </w:tr>
+      <w:tr>
+        <w:tc>
+          <w:tcPr>
+            <w:tcW w:w="1425" w:type="dxa"/>
+            <w:tcMar>
+              <w:top w:w="100" w:type="dxa"/>
+              <w:left w:w="100" w:type="dxa"/>
+              <w:bottom w:w="100" w:type="dxa"/>
+              <w:right w:w="100" w:type="dxa"/>
+            </w:tcMar>
+          </w:tcPr>
+          <w:p>
+            <w:pPr>
+              <w:spacing w:line="360" w:lineRule="auto"/>
+              <w:rPr>
+                <w:rFonts w:ascii="Times New Roman" w:hAnsi="Times New Roman" w:cs="Times New Roman"/>
+                <w:b/>
+                <w:lang w:val="zh-CN"/>
+              </w:rPr>
+            </w:pPr>
+            <w:r>
+              <w:rPr>
+                <w:rFonts w:ascii="Times New Roman" w:hAnsi="Times New Roman" w:cs="Times New Roman"/>
+                <w:b/>
+                <w:lang w:val="zh-CN"/>
+              </w:rPr>
+              <w:t>4</w:t>
+            </w:r>
+          </w:p>
+        </w:tc>
+        <w:tc>
+          <w:tcPr>
+            <w:tcW w:w="4575" w:type="dxa"/>
+            <w:tcMar>
+              <w:top w:w="100" w:type="dxa"/>
+              <w:left w:w="100" w:type="dxa"/>
+              <w:bottom w:w="100" w:type="dxa"/>
+              <w:right w:w="100" w:type="dxa"/>
+            </w:tcMar>
+          </w:tcPr>
+          <w:p>
+            <w:pPr>
+              <w:spacing w:line="360" w:lineRule="auto"/>
+              <w:rPr>
+                <w:rFonts w:ascii="Times New Roman" w:hAnsi="Times New Roman" w:cs="Times New Roman" w:hint="eastAsia"/>
+                <w:lang w:val="zh-CN"/>
+              </w:rPr>
+            </w:pPr>
+            <w:r>
+              <w:rPr>
+                <w:rFonts w:ascii="Times New Roman" w:hAnsi="Times New Roman" w:cs="Times New Roman" w:hint="eastAsia"/>
+                <w:lang w:val="zh-CN"/>
+              </w:rPr>
+              <w:t>DARIEN LIM JIN CHENG</w:t>
+            </w:r>
+          </w:p>
+        </w:tc>
+        <w:tc>
+          <w:tcPr>
+            <w:tcW w:w="3000" w:type="dxa"/>
+            <w:tcMar>
+              <w:top w:w="100" w:type="dxa"/>
+              <w:left w:w="100" w:type="dxa"/>
+              <w:bottom w:w="100" w:type="dxa"/>
+              <w:right w:w="100" w:type="dxa"/>
+            </w:tcMar>
+          </w:tcPr>
+          <w:p>
+            <w:pPr>
+              <w:spacing w:line="360" w:lineRule="auto"/>
+              <w:rPr>
+                <w:rFonts w:ascii="Times New Roman" w:hAnsi="Times New Roman" w:cs="Times New Roman" w:hint="eastAsia"/>
+                <w:lang w:val="zh-CN"/>
+              </w:rPr>
+            </w:pPr>
+            <w:r>
+              <w:rPr>
+                <w:rFonts w:ascii="Times New Roman" w:hAnsi="Times New Roman" w:cs="Times New Roman" w:hint="eastAsia"/>
+                <w:lang w:val="zh-CN"/>
+              </w:rPr>
+              <w:t>BI23110111</w:t>
+            </w:r>
+          </w:p>
+        </w:tc>
+      </w:tr>
+      <w:tr>
+        <w:tc>
+          <w:tcPr>
+            <w:tcW w:w="1425" w:type="dxa"/>
+            <w:tcMar>
+              <w:top w:w="100" w:type="dxa"/>
+              <w:left w:w="100" w:type="dxa"/>
+              <w:bottom w:w="100" w:type="dxa"/>
+              <w:right w:w="100" w:type="dxa"/>
+            </w:tcMar>
+          </w:tcPr>
+          <w:p>
+            <w:pPr>
+              <w:spacing w:line="360" w:lineRule="auto"/>
+              <w:rPr>
+                <w:rFonts w:ascii="Times New Roman" w:hAnsi="Times New Roman" w:cs="Times New Roman"/>
+                <w:b/>
+                <w:lang w:val="zh-CN"/>
+              </w:rPr>
+            </w:pPr>
+            <w:r>
+              <w:rPr>
+                <w:rFonts w:ascii="Times New Roman" w:hAnsi="Times New Roman" w:cs="Times New Roman"/>
+                <w:b/>
+                <w:lang w:val="zh-CN"/>
+              </w:rPr>
+              <w:t>5</w:t>
+            </w:r>
+          </w:p>
+        </w:tc>
+        <w:tc>
+          <w:tcPr>
+            <w:tcW w:w="4575" w:type="dxa"/>
+            <w:tcMar>
+              <w:top w:w="100" w:type="dxa"/>
+              <w:left w:w="100" w:type="dxa"/>
+              <w:bottom w:w="100" w:type="dxa"/>
+              <w:right w:w="100" w:type="dxa"/>
+            </w:tcMar>
+          </w:tcPr>
+          <w:p>
+            <w:pPr>
+              <w:spacing w:line="360" w:lineRule="auto"/>
+              <w:rPr>
+                <w:rFonts w:ascii="Times New Roman" w:hAnsi="Times New Roman" w:cs="Times New Roman" w:hint="eastAsia"/>
+                <w:lang w:val="zh-CN"/>
+              </w:rPr>
+            </w:pPr>
+            <w:r>
+              <w:rPr>
+                <w:rFonts w:ascii="Times New Roman" w:hAnsi="Times New Roman" w:cs="Times New Roman" w:hint="eastAsia"/>
+                <w:lang w:val="zh-CN"/>
+              </w:rPr>
+              <w:t>ALEX LING HAN RONG</w:t>
+            </w:r>
+          </w:p>
+        </w:tc>
+        <w:tc>
+          <w:tcPr>
+            <w:tcW w:w="3000" w:type="dxa"/>
+            <w:tcMar>
+              <w:top w:w="100" w:type="dxa"/>
+              <w:left w:w="100" w:type="dxa"/>
+              <w:bottom w:w="100" w:type="dxa"/>
+              <w:right w:w="100" w:type="dxa"/>
+            </w:tcMar>
+          </w:tcPr>
+          <w:p>
+            <w:pPr>
+              <w:spacing w:line="360" w:lineRule="auto"/>
+              <w:rPr>
+                <w:rFonts w:ascii="Times New Roman" w:hAnsi="Times New Roman" w:cs="Times New Roman" w:hint="eastAsia"/>
+                <w:lang w:val="zh-CN"/>
+              </w:rPr>
+            </w:pPr>
+            <w:r>
+              <w:rPr>
+                <w:rFonts w:ascii="Times New Roman" w:hAnsi="Times New Roman" w:cs="Times New Roman" w:hint="eastAsia"/>
+                <w:lang w:val="zh-CN"/>
+              </w:rPr>
+              <w:t>BI23110180</w:t>
+            </w:r>
+          </w:p>
+        </w:tc>
+      </w:tr>
+      <w:tr>
+        <w:tc>
+          <w:tcPr>
+            <w:tcW w:w="1425" w:type="dxa"/>
+            <w:tcMar>
+              <w:top w:w="100" w:type="dxa"/>
+              <w:left w:w="100" w:type="dxa"/>
+              <w:bottom w:w="100" w:type="dxa"/>
+              <w:right w:w="100" w:type="dxa"/>
+            </w:tcMar>
+          </w:tcPr>
+          <w:p>
+            <w:pPr>
+              <w:spacing w:line="360" w:lineRule="auto"/>
+              <w:rPr>
+                <w:rFonts w:ascii="Times New Roman" w:hAnsi="Times New Roman" w:cs="Times New Roman" w:hint="eastAsia"/>
+                <w:b/>
+                <w:lang w:val="zh-CN"/>
+              </w:rPr>
+            </w:pPr>
+            <w:r>
+              <w:rPr>
+                <w:rFonts w:ascii="Times New Roman" w:hAnsi="Times New Roman" w:cs="Times New Roman" w:hint="eastAsia"/>
+                <w:b/>
+                <w:lang w:val="zh-CN"/>
+              </w:rPr>
+              <w:t>6</w:t>
+            </w:r>
+          </w:p>
+        </w:tc>
+        <w:tc>
+          <w:tcPr>
+            <w:tcW w:w="4575" w:type="dxa"/>
+            <w:tcMar>
+              <w:top w:w="100" w:type="dxa"/>
+              <w:left w:w="100" w:type="dxa"/>
+              <w:bottom w:w="100" w:type="dxa"/>
+              <w:right w:w="100" w:type="dxa"/>
+            </w:tcMar>
+          </w:tcPr>
+          <w:p>
+            <w:pPr>
+              <w:spacing w:line="360" w:lineRule="auto"/>
+              <w:rPr>
+                <w:rFonts w:ascii="Times New Roman" w:hAnsi="Times New Roman" w:cs="Times New Roman" w:hint="eastAsia"/>
+                <w:lang w:val="zh-CN"/>
+              </w:rPr>
+            </w:pPr>
+            <w:r>
+              <w:rPr>
+                <w:rFonts w:ascii="Times New Roman" w:hAnsi="Times New Roman" w:cs="Times New Roman" w:hint="eastAsia"/>
+                <w:lang w:val="zh-CN"/>
+              </w:rPr>
+              <w:t>CHONG JUN YI</w:t>
+            </w:r>
+          </w:p>
+        </w:tc>
+        <w:tc>
+          <w:tcPr>
+            <w:tcW w:w="3000" w:type="dxa"/>
+            <w:tcMar>
+              <w:top w:w="100" w:type="dxa"/>
+              <w:left w:w="100" w:type="dxa"/>
+              <w:bottom w:w="100" w:type="dxa"/>
+              <w:right w:w="100" w:type="dxa"/>
+            </w:tcMar>
+          </w:tcPr>
+          <w:p>
+            <w:pPr>
+              <w:spacing w:line="360" w:lineRule="auto"/>
+              <w:rPr>
+                <w:rFonts w:ascii="Times New Roman" w:hAnsi="Times New Roman" w:cs="Times New Roman" w:hint="eastAsia"/>
+                <w:lang w:val="zh-CN"/>
+              </w:rPr>
+            </w:pPr>
+            <w:r>
+              <w:rPr>
+                <w:rFonts w:ascii="Times New Roman" w:hAnsi="Times New Roman" w:cs="Times New Roman" w:hint="eastAsia"/>
+                <w:lang w:val="zh-CN"/>
+              </w:rPr>
+              <w:t>BI23160409</w:t>
+            </w:r>
+          </w:p>
+        </w:tc>
+      </w:tr>
+    </w:tbl>
+    <w:p>
+      <w:pPr>
+        <w:spacing w:line="360" w:lineRule="auto"/>
+        <w:rPr>
+          <w:rFonts w:ascii="Times New Roman" w:hAnsi="Times New Roman" w:cs="Times New Roman"/>
+          <w:b/>
+          <w:lang w:val="zh-CN"/>
+        </w:rPr>
+      </w:pPr>
+    </w:p>
+    <w:p>
+      <w:r>
+        <w:br w:type="page"/>
+      </w:r>
+    </w:p>
     <w:p>
       <w:pPr>
         <w:pStyle w:val="ListParagraph"/>
@@ -11,6 +939,7 @@
         </w:numPr>
       </w:pPr>
       <w:r>
+        <w:lastRenderedPageBreak/>
         <w:t>SCAMPER Technique</w:t>
       </w:r>
     </w:p>
@@ -19,15 +948,7 @@
         <w:ind w:left="360"/>
       </w:pPr>
       <w:r>
-        <w:t xml:space="preserve">Our group will be making </w:t>
-      </w:r>
-      <w:proofErr w:type="spellStart"/>
-      <w:r>
-        <w:t>Libellus</w:t>
-      </w:r>
-      <w:proofErr w:type="spellEnd"/>
-      <w:r>
-        <w:t xml:space="preserve">. A </w:t>
+        <w:t xml:space="preserve">Our group will be making Libellus. A </w:t>
       </w:r>
       <w:r>
         <w:rPr>
@@ -123,17 +1044,8 @@
                 <w:b/>
                 <w:bCs/>
               </w:rPr>
-              <w:t xml:space="preserve">Your </w:t>
-            </w:r>
-            <w:proofErr w:type="gramStart"/>
-            <w:r>
-              <w:rPr>
-                <w:b/>
-                <w:bCs/>
-              </w:rPr>
-              <w:t>Ideas</w:t>
-            </w:r>
-            <w:proofErr w:type="gramEnd"/>
+              <w:t>Your Ideas</w:t>
+            </w:r>
           </w:p>
         </w:tc>
       </w:tr>
@@ -176,11 +1088,6 @@
             <w:hideMark/>
           </w:tcPr>
           <w:p>
-            <w:pPr>
-              <w:rPr>
-                <w:rFonts w:hint="eastAsia"/>
-              </w:rPr>
-            </w:pPr>
             <w:r>
               <w:rPr>
                 <w:rFonts w:hint="eastAsia"/>
@@ -334,11 +1241,6 @@
             <w:hideMark/>
           </w:tcPr>
           <w:p>
-            <w:pPr>
-              <w:rPr>
-                <w:rFonts w:hint="eastAsia"/>
-              </w:rPr>
-            </w:pPr>
             <w:r>
               <w:rPr>
                 <w:rFonts w:hint="eastAsia"/>
@@ -769,6 +1671,12 @@
     <w:p>
       <w:pPr>
         <w:pStyle w:val="ListParagraph"/>
+        <w:sectPr>
+          <w:pgSz w:w="11906" w:h="16838"/>
+          <w:pgMar w:top="1440" w:right="1440" w:bottom="1440" w:left="1440" w:header="708" w:footer="708" w:gutter="0"/>
+          <w:cols w:space="708"/>
+          <w:docGrid w:linePitch="360"/>
+        </w:sectPr>
       </w:pPr>
       <w:r>
         <w:rPr>
@@ -784,13 +1692,67 @@
     <w:p>
       <w:pPr>
         <w:pStyle w:val="ListParagraph"/>
-        <w:rPr>
-          <w:rFonts w:hint="eastAsia"/>
-        </w:rPr>
-      </w:pPr>
+        <w:jc w:val="center"/>
+      </w:pPr>
+      <w:r>
+        <w:rPr>
+          <w:noProof/>
+        </w:rPr>
+        <w:lastRenderedPageBreak/>
+        <w:drawing>
+          <wp:inline distT="0" distB="0" distL="0" distR="0" wp14:anchorId="63E7296B" wp14:editId="16B1F275">
+            <wp:extent cx="5810250" cy="5893575"/>
+            <wp:effectExtent l="0" t="0" r="0" b="0"/>
+            <wp:docPr id="1478183173" name="Picture 2" descr="A screenshot of a computer screen&#10;&#10;AI-generated content may be incorrect."/>
+            <wp:cNvGraphicFramePr>
+              <a:graphicFrameLocks xmlns:a="http://schemas.openxmlformats.org/drawingml/2006/main" noChangeAspect="1"/>
+            </wp:cNvGraphicFramePr>
+            <a:graphic xmlns:a="http://schemas.openxmlformats.org/drawingml/2006/main">
+              <a:graphicData uri="http://schemas.openxmlformats.org/drawingml/2006/picture">
+                <pic:pic xmlns:pic="http://schemas.openxmlformats.org/drawingml/2006/picture">
+                  <pic:nvPicPr>
+                    <pic:cNvPr id="1478183173" name="Picture 2" descr="A screenshot of a computer screen&#10;&#10;AI-generated content may be incorrect."/>
+                    <pic:cNvPicPr/>
+                  </pic:nvPicPr>
+                  <pic:blipFill rotWithShape="1">
+                    <a:blip r:embed="rId6">
+                      <a:extLst>
+                        <a:ext uri="{28A0092B-C50C-407E-A947-70E740481C1C}">
+                          <a14:useLocalDpi xmlns:a14="http://schemas.microsoft.com/office/drawing/2010/main" val="0"/>
+                        </a:ext>
+                      </a:extLst>
+                    </a:blip>
+                    <a:srcRect l="22209" r="22339"/>
+                    <a:stretch>
+                      <a:fillRect/>
+                    </a:stretch>
+                  </pic:blipFill>
+                  <pic:spPr bwMode="auto">
+                    <a:xfrm>
+                      <a:off x="0" y="0"/>
+                      <a:ext cx="5817831" cy="5901265"/>
+                    </a:xfrm>
+                    <a:prstGeom prst="rect">
+                      <a:avLst/>
+                    </a:prstGeom>
+                    <a:ln>
+                      <a:noFill/>
+                    </a:ln>
+                    <a:extLst>
+                      <a:ext uri="{53640926-AAD7-44D8-BBD7-CCE9431645EC}">
+                        <a14:shadowObscured xmlns:a14="http://schemas.microsoft.com/office/drawing/2010/main"/>
+                      </a:ext>
+                    </a:extLst>
+                  </pic:spPr>
+                </pic:pic>
+              </a:graphicData>
+            </a:graphic>
+          </wp:inline>
+        </w:drawing>
+      </w:r>
     </w:p>
     <w:sectPr>
-      <w:pgSz w:w="11906" w:h="16838"/>
+      <w:pgSz w:w="16838" w:h="11906" w:orient="landscape"/>
       <w:pgMar w:top="1440" w:right="1440" w:bottom="1440" w:left="1440" w:header="708" w:footer="708" w:gutter="0"/>
       <w:cols w:space="708"/>
       <w:docGrid w:linePitch="360"/>
@@ -1847,6 +2809,7 @@
   <w:style w:type="character" w:default="1" w:styleId="DefaultParagraphFont">
     <w:name w:val="Default Paragraph Font"/>
     <w:uiPriority w:val="1"/>
+    <w:semiHidden/>
     <w:unhideWhenUsed/>
   </w:style>
   <w:style w:type="table" w:default="1" w:styleId="TableNormal">
